--- a/ky/wisdom-stories/road-to-the-cotton-field.docx
+++ b/ky/wisdom-stories/road-to-the-cotton-field.docx
@@ -93,7 +93,7 @@
           <w:sz w:val="22"/>
           <w:lang w:val="ky-KG"/>
         </w:rPr>
-        <w:t>Мугалимибиз бизге кыска убакытта окуп-жазганды үйрөттү. Күндөр өтүп, эми эркин окуп-жаза баштадык. Бир күнү Айдын агай бизге толтура кат алып келди. Ал каттар дарыгерлерден, инженерлерден, окумуштуулардан жана ар түрдүү кесип ээлеринен келгенин айтты. Анын айтымында, ошол адамдар биз менен кат алышкан досторубуз болмок. Жылдар бою такыр тааныбаган ал адамдар бизге кат жазып турушту. Каттарында өз кесиптери, жашоонун маңызы, илим менен билимдин мааниси тууралуу айтып беришти. Ошол каттарды алганга чейин билим алуу, пахтачылыктан башка кесипке ээ болуу жөнүндө кыял да кылган эмес элек.</w:t>
+        <w:t>Мугалимибиз бизге кыска убакытта окуп-жазганды үйрөттү. Күндөр өтүп, эми эркин окуп-жаза баштадык. Бир күнү Айдын агай бизге толтура кат алып келди. Ал каттар дарыгерлерден, инженерлерден, окумуштуулардан жана ар түрдүү кесип ээлеринен келгенин айтты. Анын айтымында, ошол адамдар биз менен кат алышкан досторубуз болмок. Жылдар бою такыр тааныбаган ал адамдар бизге кат жазып турушту. Каттарында өз кесиптери, жашоонун маңызы, илим менен билимдин мааниси тууралуу айтып беришти. Ошол каттарды алганга чейин илим үйрөнүү, пахтачылыктан башка кесипке ээ болуу жөнүндө кыял да кылган эмес элек.</w:t>
       </w:r>
     </w:p>
     <w:p>
@@ -201,7 +201,7 @@
           <w:sz w:val="22"/>
           <w:lang w:val="ky-KG"/>
         </w:rPr>
-        <w:t>Баарыбыз нес болуп калдык. Көрсө, жылдар бою тагдырыбызды өзгөрткөн каттарды өзүбүздүн сүйүктүү Айдын агайыбыз жазып жүрүптүр.</w:t>
+        <w:t>Баарыбыз таң калуудан катып калдык. Көрсө, жылдар бою бизге жол көрсөтүп, жашообузду өзгөрткөн каттарды өзүбүздүн Айдын агайыбыз жазып жүрүптүр.</w:t>
       </w:r>
     </w:p>
     <w:p>
@@ -225,7 +225,7 @@
           <w:sz w:val="22"/>
           <w:lang w:val="ky-KG"/>
         </w:rPr>
-        <w:t xml:space="preserve">Сабак: </w:t>
+        <w:t>Сабак: Мугалим балдарга жол гана көрсөтпөстөн, алардын алдына жаңы жолдорду да жараткан. Кыялдай алган адам үчүн дүйнө эми бир эле жолдон турбайт.</w:t>
       </w:r>
       <w:r>
         <w:rPr>
@@ -234,7 +234,6 @@
           <w:sz w:val="22"/>
           <w:lang w:val="ky-KG"/>
         </w:rPr>
-        <w:t>Жакшы мугалим билим гана бербейт, баланын көзүн жаңы мүмкүнчүлүктөргө ачат. Кыялга аракет кошулса, жаңы жол табылат.</w:t>
       </w:r>
     </w:p>
     <w:p>
@@ -254,7 +253,7 @@
           <w:sz w:val="18"/>
           <w:lang w:val="ky-KG"/>
         </w:rPr>
-        <w:t>Окуя ачык интернет булактарынан алынды.</w:t>
+        <w:t>Аңгемелер ачык интернет булактарынан алынган, иллюстрациялар болсо ЖИ менен түзүлгөн.</w:t>
       </w:r>
     </w:p>
     <w:sectPr>
